--- a/notes_06Jun2023.docx
+++ b/notes_06Jun2023.docx
@@ -5529,6 +5529,28 @@
           <w:lang w:val="en-US"/>
         </w:rPr>
       </w:pPr>
+      <w:r>
+        <w:rPr>
+          <w:lang w:val="en-US"/>
+        </w:rPr>
+        <w:t xml:space="preserve">To set max file size allowed for multipart: (in </w:t>
+      </w:r>
+      <w:proofErr w:type="spellStart"/>
+      <w:proofErr w:type="gramStart"/>
+      <w:r>
+        <w:rPr>
+          <w:lang w:val="en-US"/>
+        </w:rPr>
+        <w:t>application.properties</w:t>
+      </w:r>
+      <w:proofErr w:type="spellEnd"/>
+      <w:proofErr w:type="gramEnd"/>
+      <w:r>
+        <w:rPr>
+          <w:lang w:val="en-US"/>
+        </w:rPr>
+        <w:t>)</w:t>
+      </w:r>
     </w:p>
     <w:p>
       <w:pPr>
@@ -5536,10 +5558,11 @@
         <w:autoSpaceDN w:val="0"/>
         <w:adjustRightInd w:val="0"/>
         <w:spacing w:after="0" w:line="240" w:lineRule="auto"/>
+        <w:ind w:left="1440"/>
         <w:rPr>
           <w:rFonts w:ascii="Consolas" w:hAnsi="Consolas" w:cs="Consolas"/>
-          <w:sz w:val="40"/>
-          <w:szCs w:val="40"/>
+          <w:sz w:val="28"/>
+          <w:szCs w:val="28"/>
         </w:rPr>
       </w:pPr>
       <w:proofErr w:type="spellStart"/>
@@ -5547,8 +5570,8 @@
         <w:rPr>
           <w:rFonts w:ascii="Consolas" w:hAnsi="Consolas" w:cs="Consolas"/>
           <w:color w:val="000000"/>
-          <w:sz w:val="40"/>
-          <w:szCs w:val="40"/>
+          <w:sz w:val="28"/>
+          <w:szCs w:val="28"/>
         </w:rPr>
         <w:t>spring.servlet.multipart.max</w:t>
       </w:r>
@@ -5557,49 +5580,72 @@
         <w:rPr>
           <w:rFonts w:ascii="Consolas" w:hAnsi="Consolas" w:cs="Consolas"/>
           <w:color w:val="000000"/>
-          <w:sz w:val="40"/>
-          <w:szCs w:val="40"/>
+          <w:sz w:val="28"/>
+          <w:szCs w:val="28"/>
         </w:rPr>
         <w:t>-file-size=</w:t>
       </w:r>
       <w:r>
+        <w:rPr>
+          <w:rFonts w:ascii="Consolas" w:hAnsi="Consolas" w:cs="Consolas"/>
+          <w:color w:val="2AA198"/>
+          <w:sz w:val="28"/>
+          <w:szCs w:val="28"/>
+        </w:rPr>
+        <w:t>500MB</w:t>
+      </w:r>
+    </w:p>
+    <w:p>
+      <w:pPr>
+        <w:ind w:left="1440"/>
+        <w:rPr>
+          <w:rFonts w:ascii="Consolas" w:hAnsi="Consolas" w:cs="Consolas"/>
+          <w:color w:val="2AA198"/>
+          <w:sz w:val="32"/>
+          <w:szCs w:val="32"/>
+        </w:rPr>
+      </w:pPr>
+      <w:proofErr w:type="spellStart"/>
+      <w:r>
+        <w:rPr>
+          <w:rFonts w:ascii="Consolas" w:hAnsi="Consolas" w:cs="Consolas"/>
+          <w:color w:val="000000"/>
+          <w:sz w:val="28"/>
+          <w:szCs w:val="28"/>
+        </w:rPr>
+        <w:t>spring.servlet.multipart.max</w:t>
+      </w:r>
+      <w:proofErr w:type="spellEnd"/>
+      <w:r>
+        <w:rPr>
+          <w:rFonts w:ascii="Consolas" w:hAnsi="Consolas" w:cs="Consolas"/>
+          <w:color w:val="000000"/>
+          <w:sz w:val="28"/>
+          <w:szCs w:val="28"/>
+        </w:rPr>
+        <w:t>-request-size=</w:t>
+      </w:r>
+      <w:r>
+        <w:rPr>
+          <w:rFonts w:ascii="Consolas" w:hAnsi="Consolas" w:cs="Consolas"/>
+          <w:color w:val="2AA198"/>
+          <w:sz w:val="28"/>
+          <w:szCs w:val="28"/>
+        </w:rPr>
+        <w:t>500MB</w:t>
+      </w:r>
+    </w:p>
+    <w:p>
+      <w:pPr>
+        <w:pStyle w:val="ListParagraph"/>
+        <w:ind w:left="1440"/>
         <w:rPr>
           <w:rFonts w:ascii="Consolas" w:hAnsi="Consolas" w:cs="Consolas"/>
           <w:color w:val="2AA198"/>
           <w:sz w:val="40"/>
           <w:szCs w:val="40"/>
         </w:rPr>
-        <w:t>500MB</w:t>
-      </w:r>
-    </w:p>
-    <w:p>
-      <w:pPr>
-        <w:pStyle w:val="ListParagraph"/>
-        <w:ind w:left="1440"/>
-        <w:rPr>
-          <w:lang w:val="en-US"/>
-        </w:rPr>
-      </w:pPr>
-      <w:proofErr w:type="spellStart"/>
-      <w:r>
-        <w:rPr>
-          <w:rFonts w:ascii="Consolas" w:hAnsi="Consolas" w:cs="Consolas"/>
-          <w:color w:val="000000"/>
-          <w:sz w:val="40"/>
-          <w:szCs w:val="40"/>
-        </w:rPr>
-        <w:t>spring.servlet.multipart.max</w:t>
-      </w:r>
-      <w:proofErr w:type="spellEnd"/>
-      <w:r>
-        <w:rPr>
-          <w:rFonts w:ascii="Consolas" w:hAnsi="Consolas" w:cs="Consolas"/>
-          <w:color w:val="000000"/>
-          <w:sz w:val="40"/>
-          <w:szCs w:val="40"/>
-        </w:rPr>
-        <w:t>-request-size=</w:t>
-      </w:r>
+      </w:pPr>
       <w:r>
         <w:rPr>
           <w:rFonts w:ascii="Consolas" w:hAnsi="Consolas" w:cs="Consolas"/>
@@ -5607,8 +5653,127 @@
           <w:sz w:val="40"/>
           <w:szCs w:val="40"/>
         </w:rPr>
-        <w:t>500MB</w:t>
-      </w:r>
+        <w:t xml:space="preserve">in </w:t>
+      </w:r>
+      <w:proofErr w:type="spellStart"/>
+      <w:r>
+        <w:rPr>
+          <w:rFonts w:ascii="Consolas" w:hAnsi="Consolas" w:cs="Consolas"/>
+          <w:color w:val="2AA198"/>
+          <w:sz w:val="40"/>
+          <w:szCs w:val="40"/>
+        </w:rPr>
+        <w:t>mysql</w:t>
+      </w:r>
+      <w:proofErr w:type="spellEnd"/>
+      <w:r>
+        <w:rPr>
+          <w:rFonts w:ascii="Consolas" w:hAnsi="Consolas" w:cs="Consolas"/>
+          <w:color w:val="2AA198"/>
+          <w:sz w:val="40"/>
+          <w:szCs w:val="40"/>
+        </w:rPr>
+        <w:t>:</w:t>
+      </w:r>
+    </w:p>
+    <w:p>
+      <w:pPr>
+        <w:pStyle w:val="ListParagraph"/>
+        <w:ind w:left="1440"/>
+        <w:rPr>
+          <w:lang w:val="en-US"/>
+        </w:rPr>
+      </w:pPr>
+    </w:p>
+    <w:p>
+      <w:pPr>
+        <w:pStyle w:val="ListParagraph"/>
+        <w:ind w:left="1440"/>
+        <w:rPr>
+          <w:lang w:val="en-US"/>
+        </w:rPr>
+      </w:pPr>
+      <w:r>
+        <w:rPr>
+          <w:lang w:val="en-US"/>
+        </w:rPr>
+        <w:t xml:space="preserve">SET GLOBAL </w:t>
+      </w:r>
+      <w:proofErr w:type="spellStart"/>
+      <w:r>
+        <w:rPr>
+          <w:lang w:val="en-US"/>
+        </w:rPr>
+        <w:t>max_allowed_packet</w:t>
+      </w:r>
+      <w:proofErr w:type="spellEnd"/>
+      <w:r>
+        <w:rPr>
+          <w:lang w:val="en-US"/>
+        </w:rPr>
+        <w:t>=1073741824;</w:t>
+      </w:r>
+    </w:p>
+    <w:p>
+      <w:pPr>
+        <w:pStyle w:val="ListParagraph"/>
+        <w:ind w:left="1440"/>
+        <w:rPr>
+          <w:lang w:val="en-US"/>
+        </w:rPr>
+      </w:pPr>
+    </w:p>
+    <w:p>
+      <w:pPr>
+        <w:pStyle w:val="ListParagraph"/>
+        <w:ind w:left="1440"/>
+        <w:rPr>
+          <w:lang w:val="en-US"/>
+        </w:rPr>
+      </w:pPr>
+      <w:r>
+        <w:rPr>
+          <w:lang w:val="en-US"/>
+        </w:rPr>
+        <w:t>Task:</w:t>
+      </w:r>
+    </w:p>
+    <w:p>
+      <w:pPr>
+        <w:pStyle w:val="ListParagraph"/>
+        <w:ind w:left="1440"/>
+        <w:rPr>
+          <w:lang w:val="en-US"/>
+        </w:rPr>
+      </w:pPr>
+      <w:r>
+        <w:rPr>
+          <w:lang w:val="en-US"/>
+        </w:rPr>
+        <w:t>CORS</w:t>
+      </w:r>
+      <w:r>
+        <w:rPr>
+          <w:lang w:val="en-US"/>
+        </w:rPr>
+        <w:tab/>
+      </w:r>
+      <w:r>
+        <w:rPr>
+          <w:lang w:val="en-US"/>
+        </w:rPr>
+        <w:tab/>
+        <w:t>Angular + Spring REST</w:t>
+      </w:r>
+    </w:p>
+    <w:p>
+      <w:pPr>
+        <w:pStyle w:val="ListParagraph"/>
+        <w:ind w:left="1440"/>
+        <w:rPr>
+          <w:lang w:val="en-US"/>
+        </w:rPr>
+      </w:pPr>
     </w:p>
     <w:sectPr>
       <w:pgSz w:w="11906" w:h="16838"/>
